--- a/dataset/guides_final/common/IT-AI-001_접근권한 AI 응대·담당자 인계 기준.docx
+++ b/dataset/guides_final/common/IT-AI-001_접근권한 AI 응대·담당자 인계 기준.docx
@@ -2902,7 +2902,7 @@
                 <w:color w:val="1D2433"/>
                 <w:sz w:val="19"/>
               </w:rPr>
-              <w:t>RDY → IP → FIN → CLS. FIN은 담당자 처리 완료이고, 문의자가 해결을 확인해야 CLS로 바꾼다.</w:t>
+              <w:t>RDY → WIP → FIN → CLS. FIN은 담당자 처리 완료이고, 문의자가 해결을 확인해야 CLS로 바꾼다.</w:t>
             </w:r>
           </w:p>
         </w:tc>

--- a/dataset/guides_final/common/IT-AI-001_접근권한 AI 응대·담당자 인계 기준.docx
+++ b/dataset/guides_final/common/IT-AI-001_접근권한 AI 응대·담당자 인계 기준.docx
@@ -24,7 +24,7 @@
           <w:color w:val="5A6270"/>
           <w:sz w:val="24"/>
         </w:rPr>
-        <w:t>한화시스템 ICT ITssue 운영 정책 · AI 응대 정책</w:t>
+        <w:t>가상 ICT 기업 ITssue 운영 정책 · AI 응대 정책</w:t>
       </w:r>
     </w:p>
     <w:p>
@@ -4616,7 +4616,7 @@
         <w:color w:val="5A6270"/>
         <w:sz w:val="16"/>
       </w:rPr>
-      <w:t>© HANWHA SYSTEMS ICT · IT-AI-001 · 사내 제한</w:t>
+      <w:t>© 가상 ICT 기업 · IT-AI-001 · 사내 제한</w:t>
     </w:r>
     <w:r>
       <w:rPr>
